--- a/03_Outputs/final scripts/zh/Module 6/6.0.0-zh.docx
+++ b/03_Outputs/final scripts/zh/Module 6/6.0.0-zh.docx
@@ -14,12 +14,12 @@
     </w:p>
     <w:p>
       <w:r>
-        <w:t xml:space="preserve">我们首先绘制完整的能源链——生产、分配和使用——以揭示排放源以及最大的减排潜力所在。我们将分析发电、交通、工业、建筑和土地利用，展示根深蒂固的化石燃料依赖、长期资产和补贴如何造成碳锁定，以及为何实现具有社会保护的公平转型至关重要。  </w:t>
+        <w:t xml:space="preserve">我们首先绘制完整的能源链——生产、分配和使用——以揭示排放源头以及最大的减排机会。我们将分析发电、交通、工业、建筑和土地利用，展示根深蒂固的化石燃料依赖、长期资产和补贴如何造成碳锁定，以及为何实现具有社会保护的公平转型至关重要。  </w:t>
       </w:r>
     </w:p>
     <w:p>
       <w:r>
-        <w:t xml:space="preserve">在此基础上，我们探讨如何在整个经济中实现脱碳。我们强调电气化、低碳燃料和难以减排行业的工艺变革；突出绿色氢能、大规模储存和数字化解决方案等创新；并解释能源效率和智能需求管理如何实现即时减排、降低成本以及减轻基础设施压力。  </w:t>
+        <w:t xml:space="preserve">在此基础上，我们探讨如何在整个经济中实现脱碳。我们强调电气化、低碳燃料和难以减排行业的工艺变革；突出绿色氢能、大规模储存和数字化解决方案等创新；并解释能源效率和智能需求管理如何带来即时的减排、降低成本以及减轻基础设施压力。  </w:t>
       </w:r>
     </w:p>
     <w:p>
@@ -29,7 +29,7 @@
     </w:p>
     <w:p>
       <w:r>
-        <w:t>这些内容共同帮助你理解能源、减排、创新和适应的全景，并应用综合方法实现净零排放和气候韧性的未来。</w:t>
+        <w:t>总体而言，这些内容将帮助你理解能源、减排、创新和适应的全景，并应用综合方法，推动实现净零排放和气候韧性的未来。</w:t>
       </w:r>
     </w:p>
     <w:sectPr>
